--- a/Template_BreakUpReport.docx
+++ b/Template_BreakUpReport.docx
@@ -2,43 +2,6 @@
 <file path=word/document.xml><?xml version="1.0" encoding="utf-8"?>
 <w:document xmlns:wpc="http://schemas.microsoft.com/office/word/2010/wordprocessingCanvas" xmlns:cx="http://schemas.microsoft.com/office/drawing/2014/chartex" xmlns:cx1="http://schemas.microsoft.com/office/drawing/2015/9/8/chartex" xmlns:cx2="http://schemas.microsoft.com/office/drawing/2015/10/21/chartex" xmlns:cx3="http://schemas.microsoft.com/office/drawing/2016/5/9/chartex" xmlns:cx4="http://schemas.microsoft.com/office/drawing/2016/5/10/chartex" xmlns:cx5="http://schemas.microsoft.com/office/drawing/2016/5/11/chartex" xmlns:cx6="http://schemas.microsoft.com/office/drawing/2016/5/12/chartex" xmlns:cx7="http://schemas.microsoft.com/office/drawing/2016/5/13/chartex" xmlns:cx8="http://schemas.microsoft.com/office/drawing/2016/5/14/chartex" xmlns:mc="http://schemas.openxmlformats.org/markup-compatibility/2006" xmlns:aink="http://schemas.microsoft.com/office/drawing/2016/ink" xmlns:am3d="http://schemas.microsoft.com/office/drawing/2017/model3d" xmlns:o="urn:schemas-microsoft-com:office:office" xmlns:oel="http://schemas.microsoft.com/office/2019/extlst" xmlns:r="http://schemas.openxmlformats.org/officeDocument/2006/relationships" xmlns:m="http://schemas.openxmlformats.org/officeDocument/2006/math" xmlns:v="urn:schemas-microsoft-com:vml" xmlns:wp14="http://schemas.microsoft.com/office/word/2010/wordprocessingDrawing" xmlns:wp="http://schemas.openxmlformats.org/drawingml/2006/wordprocessingDrawing" xmlns:w10="urn:schemas-microsoft-com:office:word" xmlns:w="http://schemas.openxmlformats.org/wordprocessingml/2006/main" xmlns:w14="http://schemas.microsoft.com/office/word/2010/wordml" xmlns:w15="http://schemas.microsoft.com/office/word/2012/wordml" xmlns:w16cex="http://schemas.microsoft.com/office/word/2018/wordml/cex" xmlns:w16cid="http://schemas.microsoft.com/office/word/2016/wordml/cid" xmlns:w16="http://schemas.microsoft.com/office/word/2018/wordml" xmlns:w16du="http://schemas.microsoft.com/office/word/2023/wordml/word16du" xmlns:w16sdtdh="http://schemas.microsoft.com/office/word/2020/wordml/sdtdatahash" xmlns:w16sdtfl="http://schemas.microsoft.com/office/word/2024/wordml/sdtformatlock" xmlns:w16se="http://schemas.microsoft.com/office/word/2015/wordml/symex" xmlns:wpg="http://schemas.microsoft.com/office/word/2010/wordprocessingGroup" xmlns:wpi="http://schemas.microsoft.com/office/word/2010/wordprocessingInk" xmlns:wne="http://schemas.microsoft.com/office/word/2006/wordml" xmlns:wps="http://schemas.microsoft.com/office/word/2010/wordprocessingShape" mc:Ignorable="w14 w15 w16se w16cid w16 w16cex w16sdtdh w16sdtfl w16du wp14">
   <w:body>
-    <w:bookmarkStart w:id="0" w:name="Title"/>
-    <w:bookmarkStart w:id="1" w:name="_Toc102558804"/>
-    <w:bookmarkStart w:id="2" w:name="_Toc102644163"/>
-    <w:bookmarkStart w:id="3" w:name="_Toc102732568"/>
-    <w:bookmarkStart w:id="4" w:name="_Toc102732788"/>
-    <w:bookmarkStart w:id="5" w:name="_Toc133230381"/>
-    <w:bookmarkStart w:id="6" w:name="_Toc133230935"/>
-    <w:bookmarkStart w:id="7" w:name="_Toc133235118"/>
-    <w:bookmarkStart w:id="8" w:name="_Toc133407822"/>
-    <w:bookmarkStart w:id="9" w:name="_Toc133488315"/>
-    <w:bookmarkStart w:id="10" w:name="_Toc133494846"/>
-    <w:bookmarkStart w:id="11" w:name="_Toc133831697"/>
-    <w:bookmarkStart w:id="12" w:name="_Toc133831769"/>
-    <w:bookmarkStart w:id="13" w:name="_Toc133834478"/>
-    <w:bookmarkStart w:id="14" w:name="_Toc133924651"/>
-    <w:bookmarkStart w:id="15" w:name="_Toc133924680"/>
-    <w:bookmarkStart w:id="16" w:name="_Toc134013711"/>
-    <w:bookmarkStart w:id="17" w:name="_Toc134184108"/>
-    <w:bookmarkStart w:id="18" w:name="_Toc134189146"/>
-    <w:bookmarkStart w:id="19" w:name="_Toc134259964"/>
-    <w:bookmarkStart w:id="20" w:name="_Toc134444814"/>
-    <w:bookmarkStart w:id="21" w:name="_Toc134446105"/>
-    <w:bookmarkStart w:id="22" w:name="_Toc134532884"/>
-    <w:bookmarkStart w:id="23" w:name="_Toc134707705"/>
-    <w:bookmarkStart w:id="24" w:name="_Toc134793653"/>
-    <w:bookmarkStart w:id="25" w:name="_Toc134962426"/>
-    <w:bookmarkStart w:id="26" w:name="_Toc134966345"/>
-    <w:bookmarkStart w:id="27" w:name="_Toc135052922"/>
-    <w:bookmarkStart w:id="28" w:name="_Toc135131217"/>
-    <w:bookmarkStart w:id="29" w:name="_Toc135219160"/>
-    <w:bookmarkStart w:id="30" w:name="_Toc135231250"/>
-    <w:bookmarkStart w:id="31" w:name="_Toc166673679"/>
-    <w:bookmarkStart w:id="32" w:name="_Toc166918699"/>
-    <w:bookmarkStart w:id="33" w:name="_Toc166920591"/>
-    <w:bookmarkStart w:id="34" w:name="_Toc166921337"/>
-    <w:bookmarkStart w:id="35" w:name="_Toc102467225"/>
-    <w:bookmarkEnd w:id="0"/>
     <w:p>
       <w:pPr>
         <w:rPr>
@@ -47,6 +10,43 @@
           <w:szCs w:val="32"/>
         </w:rPr>
       </w:pPr>
+      <w:bookmarkStart w:id="0" w:name="Title"/>
+      <w:bookmarkStart w:id="1" w:name="_Toc102558804"/>
+      <w:bookmarkStart w:id="2" w:name="_Toc102644163"/>
+      <w:bookmarkStart w:id="3" w:name="_Toc102732568"/>
+      <w:bookmarkStart w:id="4" w:name="_Toc102732788"/>
+      <w:bookmarkStart w:id="5" w:name="_Toc133230381"/>
+      <w:bookmarkStart w:id="6" w:name="_Toc133230935"/>
+      <w:bookmarkStart w:id="7" w:name="_Toc133235118"/>
+      <w:bookmarkStart w:id="8" w:name="_Toc133407822"/>
+      <w:bookmarkStart w:id="9" w:name="_Toc133488315"/>
+      <w:bookmarkStart w:id="10" w:name="_Toc133494846"/>
+      <w:bookmarkStart w:id="11" w:name="_Toc133831697"/>
+      <w:bookmarkStart w:id="12" w:name="_Toc133831769"/>
+      <w:bookmarkStart w:id="13" w:name="_Toc133834478"/>
+      <w:bookmarkStart w:id="14" w:name="_Toc133924651"/>
+      <w:bookmarkStart w:id="15" w:name="_Toc133924680"/>
+      <w:bookmarkStart w:id="16" w:name="_Toc134013711"/>
+      <w:bookmarkStart w:id="17" w:name="_Toc134184108"/>
+      <w:bookmarkStart w:id="18" w:name="_Toc134189146"/>
+      <w:bookmarkStart w:id="19" w:name="_Toc134259964"/>
+      <w:bookmarkStart w:id="20" w:name="_Toc134444814"/>
+      <w:bookmarkStart w:id="21" w:name="_Toc134446105"/>
+      <w:bookmarkStart w:id="22" w:name="_Toc134532884"/>
+      <w:bookmarkStart w:id="23" w:name="_Toc134707705"/>
+      <w:bookmarkStart w:id="24" w:name="_Toc134793653"/>
+      <w:bookmarkStart w:id="25" w:name="_Toc134962426"/>
+      <w:bookmarkStart w:id="26" w:name="_Toc134966345"/>
+      <w:bookmarkStart w:id="27" w:name="_Toc135052922"/>
+      <w:bookmarkStart w:id="28" w:name="_Toc135131217"/>
+      <w:bookmarkStart w:id="29" w:name="_Toc135219160"/>
+      <w:bookmarkStart w:id="30" w:name="_Toc135231250"/>
+      <w:bookmarkStart w:id="31" w:name="_Toc166673679"/>
+      <w:bookmarkStart w:id="32" w:name="_Toc166918699"/>
+      <w:bookmarkStart w:id="33" w:name="_Toc166920591"/>
+      <w:bookmarkStart w:id="34" w:name="_Toc166921337"/>
+      <w:bookmarkStart w:id="35" w:name="_Toc102467225"/>
+      <w:bookmarkEnd w:id="0"/>
       <w:r>
         <w:rPr>
           <w:noProof/>
@@ -267,7 +267,7 @@
           <w:lang w:eastAsia="en-CA"/>
         </w:rPr>
         <w:drawing>
-          <wp:anchor distT="0" distB="0" distL="114300" distR="114300" simplePos="0" relativeHeight="251660800" behindDoc="1" locked="1" layoutInCell="1" allowOverlap="1" wp14:anchorId="782067D4" wp14:editId="1DFAEC1B">
+          <wp:anchor distT="0" distB="0" distL="114300" distR="114300" simplePos="0" relativeHeight="251660800" behindDoc="1" locked="1" layoutInCell="1" allowOverlap="1" wp14:anchorId="782067D4" wp14:editId="390CCB11">
             <wp:simplePos x="0" y="0"/>
             <wp:positionH relativeFrom="page">
               <wp:align>left</wp:align>
